--- a/artifacts/handbook-v1/LEGAVIK_Module3_位置与查找_单一平台填写模板_Handbook_V1.docx
+++ b/artifacts/handbook-v1/LEGAVIK_Module3_位置与查找_单一平台填写模板_Handbook_V1.docx
@@ -1306,7 +1306,7 @@
           <w:lang w:val="en-US"/>
           <w:noProof/>
         </w:rPr>
-        <w:t xml:space="preserve">LEGAVIK  /  Recovery Map </w:t>
+        <w:t xml:space="preserve">L⁠E⁠G⁠A⁠V⁠I⁠K  /  Recovery Map </w:t>
       </w:r>
       <w:r>
         <w:rPr>
@@ -6613,7 +6613,7 @@
           <w:lang w:val="en-US"/>
           <w:noProof/>
         </w:rPr>
-        <w:t xml:space="preserve">LEGAVIK  /  Recovery Map </w:t>
+        <w:t xml:space="preserve">L⁠E⁠G⁠A⁠V⁠I⁠K  /  Recovery Map </w:t>
       </w:r>
       <w:r>
         <w:rPr>
@@ -8758,7 +8758,7 @@
           <w:lang w:val="en-US"/>
           <w:noProof/>
         </w:rPr>
-        <w:t xml:space="preserve">LEGAVIK  /  Recovery Map </w:t>
+        <w:t xml:space="preserve">L⁠E⁠G⁠A⁠V⁠I⁠K  /  Recovery Map </w:t>
       </w:r>
       <w:r>
         <w:rPr>
@@ -10795,7 +10795,7 @@
           <w:lang w:val="en-US"/>
           <w:noProof/>
         </w:rPr>
-        <w:t xml:space="preserve">LEGAVIK  /  Recovery Map </w:t>
+        <w:t xml:space="preserve">L⁠E⁠G⁠A⁠V⁠I⁠K  /  Recovery Map </w:t>
       </w:r>
       <w:r>
         <w:rPr>
@@ -12976,7 +12976,7 @@
         <w:sz w:val="15"/>
         <w:noProof/>
       </w:rPr>
-      <w:t xml:space="preserve">LEGAVIK   ·   Last Updated: __________   ·   Page </w:t>
+      <w:t xml:space="preserve">L⁠E⁠G⁠A⁠V⁠I⁠K   ·   Last Updated: __________   ·   Page </w:t>
     </w:r>
     <w:r>
       <w:rPr>
@@ -13021,7 +13021,7 @@
         <w:sz w:val="18"/>
         <w:noProof/>
       </w:rPr>
-      <w:t>LEGAVIK · Recovery Map</w:t>
+      <w:t>L⁠E⁠G⁠A⁠V⁠I⁠K · Recovery Map</w:t>
     </w:r>
   </w:p>
 </w:hdr>
@@ -13042,7 +13042,7 @@
         <w:sz w:val="18"/>
         <w:noProof/>
       </w:rPr>
-      <w:t>LEGAVIK · Recovery Map</w:t>
+      <w:t>L⁠E⁠G⁠A⁠V⁠I⁠K · Recovery Map</w:t>
     </w:r>
   </w:p>
 </w:hdr>
@@ -13063,7 +13063,7 @@
         <w:sz w:val="18"/>
         <w:noProof/>
       </w:rPr>
-      <w:t>LEGAVIK · Recovery Map</w:t>
+      <w:t>L⁠E⁠G⁠A⁠V⁠I⁠K · Recovery Map</w:t>
     </w:r>
   </w:p>
 </w:hdr>
